--- a/outputs/ki-prozessberatung-kmu/gespraechsleitfaden-termin-matthias.docx
+++ b/outputs/ki-prozessberatung-kmu/gespraechsleitfaden-termin-matthias.docx
@@ -1095,6 +1095,191 @@
       </w:pPr>
       <w:r>
         <w:t xml:space="preserve">Im Gespräch keine konkreten Umsetzungszusagen oder Zeitpläne machen, bevor nicht klar ist, was technisch wirklich möglich ist. Heute geht es nur darum, einen Startbereich und die technischen Grundlagen zu klären, nicht um eine fertige Lösung. Lieber sagen „das prüfen wir dann im Detail“ als etwas zusagen, das sich später nicht halten lässt.</w:t>
+      </w:r>
+    </w:p>
+    <w:p>
+      <w:pPr>
+        <w:pStyle w:val="Heading1"/>
+        <w:pBdr>
+          <w:bottom w:val="single" w:color="9c7a2e" w:sz="6" w:space="4"/>
+        </w:pBdr>
+        <w:spacing w:after="160" w:before="400"/>
+      </w:pPr>
+      <w:r>
+        <w:t xml:space="preserve">Was wir für den Start brauchen, sobald ein Bereich feststeht</w:t>
+      </w:r>
+    </w:p>
+    <w:p>
+      <w:pPr>
+        <w:spacing w:after="140"/>
+      </w:pPr>
+      <w:r>
+        <w:t xml:space="preserve">Für Punkt 5 der Agenda ("wer bis wann was macht"), damit nichts vergessen wird.</w:t>
+      </w:r>
+    </w:p>
+    <w:p>
+      <w:pPr>
+        <w:spacing w:after="100" w:before="160"/>
+      </w:pPr>
+      <w:r>
+        <w:rPr>
+          <w:b/>
+          <w:bCs/>
+        </w:rPr>
+        <w:t xml:space="preserve">Technischer Zugang</w:t>
+      </w:r>
+    </w:p>
+    <w:p>
+      <w:pPr>
+        <w:pStyle w:val="ListParagraph"/>
+        <w:numPr>
+          <w:ilvl w:val="0"/>
+          <w:numId w:val="3"/>
+        </w:numPr>
+        <w:spacing w:after="100"/>
+      </w:pPr>
+      <w:r>
+        <w:t xml:space="preserve">Der IT-Verantwortliche muss eine OAuth-Freigabe für die betroffenen Postfächer erteilen (Microsoft-Graph-Berechtigung zum Lesen und Entwürfe-Anlegen) — das kann nur er machen.</w:t>
+      </w:r>
+    </w:p>
+    <w:p>
+      <w:pPr>
+        <w:pStyle w:val="ListParagraph"/>
+        <w:numPr>
+          <w:ilvl w:val="0"/>
+          <w:numId w:val="3"/>
+        </w:numPr>
+        <w:spacing w:after="100"/>
+      </w:pPr>
+      <w:r>
+        <w:t xml:space="preserve">Entscheidung Make.com oder n8n Cloud (hängt von der Antwort auf die Datenstandort-Frage oben ab).</w:t>
+      </w:r>
+    </w:p>
+    <w:p>
+      <w:pPr>
+        <w:spacing w:after="100" w:before="160"/>
+      </w:pPr>
+      <w:r>
+        <w:rPr>
+          <w:b/>
+          <w:bCs/>
+        </w:rPr>
+        <w:t xml:space="preserve">Inhaltliche Festlegungen, gemeinsam mit B+H Bau</w:t>
+      </w:r>
+    </w:p>
+    <w:p>
+      <w:pPr>
+        <w:pStyle w:val="ListParagraph"/>
+        <w:numPr>
+          <w:ilvl w:val="0"/>
+          <w:numId w:val="3"/>
+        </w:numPr>
+        <w:spacing w:after="100"/>
+      </w:pPr>
+      <w:r>
+        <w:t xml:space="preserve">Die Kategorienliste, nach der einsortiert werden soll (z. B. Nachtragsmanagement, Terminabstimmung, Angebotsanfrage, Rechnung, Reklamation).</w:t>
+      </w:r>
+    </w:p>
+    <w:p>
+      <w:pPr>
+        <w:pStyle w:val="ListParagraph"/>
+        <w:numPr>
+          <w:ilvl w:val="0"/>
+          <w:numId w:val="3"/>
+        </w:numPr>
+        <w:spacing w:after="100"/>
+      </w:pPr>
+      <w:r>
+        <w:t xml:space="preserve">Die Zuständigkeits-Zuordnung: wer ist für welche Kategorie verantwortlich.</w:t>
+      </w:r>
+    </w:p>
+    <w:p>
+      <w:pPr>
+        <w:pStyle w:val="ListParagraph"/>
+        <w:numPr>
+          <w:ilvl w:val="0"/>
+          <w:numId w:val="3"/>
+        </w:numPr>
+        <w:spacing w:after="100"/>
+      </w:pPr>
+      <w:r>
+        <w:t xml:space="preserve">Eine Handvoll echter Beispiel-Mails (ggf. anonymisiert), um Klassifizierung und Formulierung auf ihre tatsächliche Sprache und Fälle zu kalibrieren.</w:t>
+      </w:r>
+    </w:p>
+    <w:p>
+      <w:pPr>
+        <w:spacing w:after="100" w:before="160"/>
+      </w:pPr>
+      <w:r>
+        <w:rPr>
+          <w:b/>
+          <w:bCs/>
+        </w:rPr>
+        <w:t xml:space="preserve">Rechtlich/Datenschutz</w:t>
+      </w:r>
+    </w:p>
+    <w:p>
+      <w:pPr>
+        <w:pStyle w:val="ListParagraph"/>
+        <w:numPr>
+          <w:ilvl w:val="0"/>
+          <w:numId w:val="3"/>
+        </w:numPr>
+        <w:spacing w:after="100"/>
+      </w:pPr>
+      <w:r>
+        <w:t xml:space="preserve">Ein AVV (Auftragsverarbeitungsvertrag) mit dem KI-Anbieter, sobald personenbezogene Kundendaten durch das System laufen.</w:t>
+      </w:r>
+    </w:p>
+    <w:p>
+      <w:pPr>
+        <w:pStyle w:val="ListParagraph"/>
+        <w:numPr>
+          <w:ilvl w:val="0"/>
+          <w:numId w:val="3"/>
+        </w:numPr>
+        <w:spacing w:after="100"/>
+      </w:pPr>
+      <w:r>
+        <w:t xml:space="preserve">Falls vorhanden, Rücksprache mit dem Datenschutzbeauftragten.</w:t>
+      </w:r>
+    </w:p>
+    <w:p>
+      <w:pPr>
+        <w:spacing w:after="100" w:before="160"/>
+      </w:pPr>
+      <w:r>
+        <w:rPr>
+          <w:b/>
+          <w:bCs/>
+        </w:rPr>
+        <w:t xml:space="preserve">Freigabe</w:t>
+      </w:r>
+    </w:p>
+    <w:p>
+      <w:pPr>
+        <w:pStyle w:val="ListParagraph"/>
+        <w:numPr>
+          <w:ilvl w:val="0"/>
+          <w:numId w:val="3"/>
+        </w:numPr>
+        <w:spacing w:after="100"/>
+      </w:pPr>
+      <w:r>
+        <w:t xml:space="preserve">Ein klarer Ansprechpartner für "geht live" — operativ der IT-Verantwortliche, budgetseitig Matthias.</w:t>
+      </w:r>
+    </w:p>
+    <w:p>
+      <w:pPr>
+        <w:pStyle w:val="ListParagraph"/>
+        <w:numPr>
+          <w:ilvl w:val="0"/>
+          <w:numId w:val="3"/>
+        </w:numPr>
+        <w:spacing w:after="100"/>
+      </w:pPr>
+      <w:r>
+        <w:t xml:space="preserve">Ausdrückliche Bestätigung: erst ein einziges Postfach als Testlauf, nicht gleich firmenweit — konkret festhalten, welches.</w:t>
       </w:r>
     </w:p>
     <w:sectPr>

--- a/outputs/ki-prozessberatung-kmu/gespraechsleitfaden-termin-matthias.docx
+++ b/outputs/ki-prozessberatung-kmu/gespraechsleitfaden-termin-matthias.docx
@@ -1228,7 +1228,33 @@
         <w:spacing w:after="100"/>
       </w:pPr>
       <w:r>
-        <w:t xml:space="preserve">Ein AVV (Auftragsverarbeitungsvertrag) mit dem KI-Anbieter, sobald personenbezogene Kundendaten durch das System laufen.</w:t>
+        <w:t xml:space="preserve">Ein AVV (Auftragsverarbeitungsvertrag nach Art. 28 DSGVO) mit jedem Anbieter, der personenbezogene Kundendaten verarbeitet — das sind zwei: die Automatisierungsplattform (Make.com/n8n) und der KI-Modell-Anbieter, der die Mails klassifiziert/formuliert (z. B. Anthropic/Claude oder OpenAI). Beide stellen standardisierte AVV-Dokumente bereit, die im Geschäftskonto einfach akzeptiert werden, kein individuell verhandelter Vertrag nötig.</w:t>
+      </w:r>
+    </w:p>
+    <w:p>
+      <w:pPr>
+        <w:pStyle w:val="ListParagraph"/>
+        <w:numPr>
+          <w:ilvl w:val="0"/>
+          <w:numId w:val="3"/>
+        </w:numPr>
+        <w:spacing w:after="100"/>
+      </w:pPr>
+      <w:r>
+        <w:t xml:space="preserve">Wichtige Weichenstellung, meine klare Empfehlung: eigenes Konto von B+H Bau, nicht meins — der ITler hat dann volle Kontrolle und den AVV direkt mit dem KI-Anbieter, die Geschäftsführung sieht die echten Kosten transparent, und die Lösung hängt nicht an mir, falls ich mal ausfalle (passt zu „Übergabe statt Abhängigkeit"). Muss der ITler technisch selbst einrichten, deshalb als Vorschlag ins Gespräch bringen, nicht einfach voraussetzen. Nur fürs reine Testen mit Fake-Daten vor dem Echtbetrieb spricht nichts gegen mein eigenes Konto — sobald echte Kundendaten durchlaufen, sollte es auf ihrem Konto laufen.</w:t>
+      </w:r>
+    </w:p>
+    <w:p>
+      <w:pPr>
+        <w:pStyle w:val="ListParagraph"/>
+        <w:numPr>
+          <w:ilvl w:val="0"/>
+          <w:numId w:val="3"/>
+        </w:numPr>
+        <w:spacing w:after="100"/>
+      </w:pPr>
+      <w:r>
+        <w:t xml:space="preserve">Für die genaue rechtliche Ausgestaltung an einen Datenschutzbeauftragten oder Fachanwalt verweisen, nicht selbst final entscheiden — ich mache Prozess-/Technikberatung, keine Rechtsberatung.</w:t>
       </w:r>
     </w:p>
     <w:p>

--- a/outputs/ki-prozessberatung-kmu/gespraechsleitfaden-termin-matthias.docx
+++ b/outputs/ki-prozessberatung-kmu/gespraechsleitfaden-termin-matthias.docx
@@ -1242,6 +1242,19 @@
       </w:pPr>
       <w:r>
         <w:t xml:space="preserve">Wichtige Weichenstellung, meine klare Empfehlung: eigenes Konto von B+H Bau, nicht meins — der ITler hat dann volle Kontrolle und den AVV direkt mit dem KI-Anbieter, die Geschäftsführung sieht die echten Kosten transparent, und die Lösung hängt nicht an mir, falls ich mal ausfalle (passt zu „Übergabe statt Abhängigkeit"). Muss der ITler technisch selbst einrichten, deshalb als Vorschlag ins Gespräch bringen, nicht einfach voraussetzen. Nur fürs reine Testen mit Fake-Daten vor dem Echtbetrieb spricht nichts gegen mein eigenes Konto — sobald echte Kundendaten durchlaufen, sollte es auf ihrem Konto laufen.</w:t>
+      </w:r>
+    </w:p>
+    <w:p>
+      <w:pPr>
+        <w:pStyle w:val="ListParagraph"/>
+        <w:numPr>
+          <w:ilvl w:val="0"/>
+          <w:numId w:val="3"/>
+        </w:numPr>
+        <w:spacing w:after="100"/>
+      </w:pPr>
+      <w:r>
+        <w:t xml:space="preserve">Praktisch heißt "eigenes Konto von B+H Bau" nicht, dass ich ein Passwort brauche. Drei getrennte Verbindungen sind nötig, alle drei zusammen, keine Alternative zueinander: (1) Der IT-Verantwortliche lädt mich als Mitarbeiter/Collaborator in den Make.com- oder n8n-Workspace ein, mit eigenem Login und einer bestimmten Rolle, jederzeit von ihm widerrufbar. (2) Der Postfach-Zugriff läuft über einen einmaligen "Mit Microsoft anmelden"-Klick (OAuth) direkt in Make.com/n8n, kein Passwort nötig. (3) Der API-Schlüssel für die KI wird in ihrem eigenen Anthropic/OpenAI-Konto erzeugt und in die Verbindung eingetragen, dabei habe ich während der Bauphase zwangsläufig Zugriff darauf. Sobald die Lösung läuft und stabil ist, kann der IT-Verantwortliche meinen Zugriff jederzeit einschränken oder den Schlüssel austauschen — er behält die volle Kontrolle.</w:t>
       </w:r>
     </w:p>
     <w:p>

--- a/outputs/ki-prozessberatung-kmu/gespraechsleitfaden-termin-matthias.docx
+++ b/outputs/ki-prozessberatung-kmu/gespraechsleitfaden-termin-matthias.docx
@@ -87,6 +87,30 @@
       </w:pPr>
       <w:r>
         <w:t xml:space="preserve">Wahrscheinlichster Kandidat: E-Mail-Kommunikation und Kundenservice, weil Matthias darauf im Vorgespräch bereits positiv reagiert hat.</w:t>
+      </w:r>
+    </w:p>
+    <w:p>
+      <w:pPr>
+        <w:pBdr>
+          <w:top w:val="single" w:color="9c7a2e" w:sz="6" w:space="6"/>
+          <w:bottom w:val="single" w:color="9c7a2e" w:sz="6" w:space="6"/>
+        </w:pBdr>
+        <w:spacing w:after="80" w:before="120"/>
+      </w:pPr>
+      <w:r>
+        <w:rPr>
+          <w:b/>
+          <w:bCs/>
+        </w:rPr>
+        <w:t xml:space="preserve">Nur für mich, keine Vorabfestlegung: was "Kundenservice" hier wahrscheinlich heißt</w:t>
+      </w:r>
+    </w:p>
+    <w:p>
+      <w:pPr>
+        <w:spacing w:after="260"/>
+      </w:pPr>
+      <w:r>
+        <w:t xml:space="preserve">B+H Bau ist kein Endkundengeschäft — Auftraggeber sind überwiegend Bauämter, Landesbetriebe und die Deutsche Bahn, dazu Nachunternehmer und Lieferanten. Ein klassisches Kundenservice-Postfach wie bei einem Handwerksbetrieb mit Privatkunden gibt es hier vermutlich nicht. Wahrscheinlicher: ein allgemeines Büro-/Verwaltungspostfach mit Nachunternehmer-Rückmeldungen, Lieferanten-Kommunikation und Rechnungseingang. Die Kommunikation zwischen Baustelle und Büro läuft bei Bauunternehmen dieser Größe eher über WhatsApp/Telefon als E-Mail, passt eher zu Phase 3 als zu Phase 1. Reine Vermutung, nicht vorwegnehmen — im Termin gemeinsam klären, welches Postfach wirklich gemeint ist.</w:t>
       </w:r>
     </w:p>
     <w:p>

--- a/outputs/ki-prozessberatung-kmu/gespraechsleitfaden-termin-matthias.docx
+++ b/outputs/ki-prozessberatung-kmu/gespraechsleitfaden-termin-matthias.docx
@@ -58,7 +58,7 @@
           <w:iCs/>
           <w:color w:val="555555"/>
         </w:rPr>
-        <w:t xml:space="preserve">Termin am: ______________________     Teilnehmer: Matthias, IT-Verantwortlicher, Andreas Stock</w:t>
+        <w:t xml:space="preserve">Termin am: Donnerstag, 20.08.2026, 11:00 Uhr     Teilnehmer: Matthias, IT-Verantwortlicher, Andreas Stock</w:t>
       </w:r>
     </w:p>
     <w:p>
